--- a/docs/a traduire/6/Chapter_VI_bis_Americas_Brazil_EN.docx
+++ b/docs/a traduire/6/Chapter_VI_bis_Americas_Brazil_EN.docx
@@ -956,7 +956,7 @@
           <w:color w:val="202020"/>
           <w:sz w:val="22"/>
         </w:rPr>
-        <w:t>North-South Fracture. The compute gap between the United States and South America is much more pronounced than the US-Europe gap. While the raw US/EU(13) ratio is 17.6:1 on installed operational compute and the CACI(US)/CACI(EU) ratio is 3.46:1 (Chapter III, April 2026 baseline), an equivalent CACI(US)/CACI(Brazil) ratio would be in the range of 30-50:1 in CACI Power Mode and well over 100:1 in raw compute, reflecting the combination of a deficit in installed computing capacity, more limited AI human capital, and a higher cost of capital (Brazilian Selic at 14.25 percent at the end of 2025). This gap is such that catching up is almost impossible by 2030 without massive external help.</w:t>
+        <w:t>North-South Fracture. The compute gap between the United States and South America is much more pronounced than the US-Europe gap. While the raw US/EU(13) ratio is 17.6:1 on installed operational compute and the CACI(US)/CACI(EU) ratio is 3.64:1 (Chapter III, April 2026 baseline), an equivalent CACI(US)/CACI(Brazil) ratio would be in the range of 30-50:1 in CACI Power Mode and well over 100:1 in raw compute, reflecting the combination of a deficit in installed computing capacity, more limited AI human capital, and a higher cost of capital (Brazilian Selic at 14.25 percent at the end of 2025). This gap is such that catching up is almost impossible by 2030 without massive external help.</w:t>
       </w:r>
     </w:p>
     <w:p>
@@ -1628,7 +1628,7 @@
           <w:color w:val="555555"/>
           <w:sz w:val="18"/>
         </w:rPr>
-        <w:t>Source: Author's construction, calibration on April 2026 baseline (raw US/EU(13) 17.6:1, CACI Power Mode 3.46:1).</w:t>
+        <w:t>Source: Author's construction, calibration on April 2026 baseline (raw US/EU(13) 17.6:1, CACI Power Mode 3.64:1).</w:t>
       </w:r>
     </w:p>
     <w:tbl>

--- a/docs/a traduire/6/Chapter_VI_bis_Americas_Brazil_EN.docx
+++ b/docs/a traduire/6/Chapter_VI_bis_Americas_Brazil_EN.docx
@@ -956,7 +956,7 @@
           <w:color w:val="202020"/>
           <w:sz w:val="22"/>
         </w:rPr>
-        <w:t>North-South Fracture. The compute gap between the United States and South America is much more pronounced than the US-Europe gap. While the raw US/EU(13) ratio is 17.6:1 on installed operational compute and the CACI(US)/CACI(EU) ratio is 3.64:1 (Chapter III, April 2026 baseline), an equivalent CACI(US)/CACI(Brazil) ratio would be in the range of 30-50:1 in CACI Power Mode and well over 100:1 in raw compute, reflecting the combination of a deficit in installed computing capacity, more limited AI human capital, and a higher cost of capital (Brazilian Selic at 14.25 percent at the end of 2025). This gap is such that catching up is almost impossible by 2030 without massive external help.</w:t>
+        <w:t>North-South Fracture. The compute gap between the United States and South America is much more pronounced than the US-Europe gap. While the raw US/EU(13) ratio is 17.6:1 on installed operational compute and the CACI(US)/CACI(EU) ratio is 3.47:1 (Chapter III, April 2026 baseline), an equivalent CACI(US)/CACI(Brazil) ratio would be in the range of 30-50:1 in CACI Power Mode and well over 100:1 in raw compute, reflecting the combination of a deficit in installed computing capacity, more limited AI human capital, and a higher cost of capital (Brazilian Selic at 14.25 percent at the end of 2025). This gap is such that catching up is almost impossible by 2030 without massive external help.</w:t>
       </w:r>
     </w:p>
     <w:p>
@@ -1628,7 +1628,7 @@
           <w:color w:val="555555"/>
           <w:sz w:val="18"/>
         </w:rPr>
-        <w:t>Source: Author's construction, calibration on April 2026 baseline (raw US/EU(13) 17.6:1, CACI Power Mode 3.64:1).</w:t>
+        <w:t>Source: Author's construction, calibration on April 2026 baseline (raw US/EU(13) 17.6:1, CACI Power Mode 3.47:1).</w:t>
       </w:r>
     </w:p>
     <w:tbl>

--- a/docs/a traduire/6/Chapter_VI_bis_Americas_Brazil_EN.docx
+++ b/docs/a traduire/6/Chapter_VI_bis_Americas_Brazil_EN.docx
@@ -99,7 +99,7 @@
                 <w:color w:val="1A2744"/>
                 <w:sz w:val="22"/>
               </w:rPr>
-              <w:t>76.9% of global operational AI compute = USA</w:t>
+              <w:t>78.9% of global operational AI compute = USA</w:t>
             </w:r>
           </w:p>
         </w:tc>
@@ -141,7 +141,7 @@
                 <w:color w:val="1A2744"/>
                 <w:sz w:val="22"/>
               </w:rPr>
-              <w:t>3.46:1 US/EU CACI ratio (Power Mode)</w:t>
+              <w:t>3.47:1 US/EU CACI ratio (Power Mode)</w:t>
             </w:r>
           </w:p>
         </w:tc>
